--- a/Knowledge/3-Work knowledge/1-Software Engineering/2-Testing/5-My Source/1-ISTQB Foundation Level/5-Test Management/2-Common Estimation Techniques/10-Ratio-Based Estimation.docx
+++ b/Knowledge/3-Work knowledge/1-Software Engineering/2-Testing/5-My Source/1-ISTQB Foundation Level/5-Test Management/2-Common Estimation Techniques/10-Ratio-Based Estimation.docx
@@ -31,48 +31,39 @@
       </w:pPr>
       <w:r>
         <w:rPr>
-          <w:b/>
+          <w:rFonts w:ascii="Arial" w:eastAsia="Arial" w:hAnsi="Arial"/>
+          <w:sz w:val="18"/>
+          <w:highlight w:val="lightGray"/>
           <w:shd w:val="clear" w:color="auto" w:fill="B7B7B7"/>
         </w:rPr>
-        <w:t># Source</w:t>
-      </w:r>
-      <w:r>
-        <w:rPr>
+        <w:t xml:space="preserve"># Source: Chatgot </w:t>
+      </w:r>
+      <w:r>
+        <w:rPr>
+          <w:rFonts w:ascii="Arial" w:eastAsia="Arial" w:hAnsi="Arial"/>
+          <w:sz w:val="18"/>
+          <w:szCs w:val="14"/>
+          <w:highlight w:val="lightGray"/>
           <w:shd w:val="clear" w:color="auto" w:fill="B7B7B7"/>
         </w:rPr>
-        <w:t xml:space="preserve">: </w:t>
-      </w:r>
-      <w:r>
-        <w:rPr>
-          <w:b/>
+        <w:t>(GPT</w:t>
+      </w:r>
+      <w:r>
+        <w:rPr>
+          <w:rFonts w:ascii="Arial" w:eastAsia="Arial" w:hAnsi="Arial" w:cs="Cambria Math"/>
+          <w:sz w:val="18"/>
+          <w:szCs w:val="14"/>
+          <w:highlight w:val="lightGray"/>
           <w:shd w:val="clear" w:color="auto" w:fill="B7B7B7"/>
         </w:rPr>
-        <w:t xml:space="preserve">Chatgot </w:t>
-      </w:r>
-      <w:r>
-        <w:rPr>
-          <w:b/>
-          <w:sz w:val="14"/>
+        <w:t>‑</w:t>
+      </w:r>
+      <w:r>
+        <w:rPr>
+          <w:rFonts w:ascii="Arial" w:eastAsia="Arial" w:hAnsi="Arial"/>
+          <w:sz w:val="18"/>
           <w:szCs w:val="14"/>
-          <w:shd w:val="clear" w:color="auto" w:fill="B7B7B7"/>
-        </w:rPr>
-        <w:t>(GPT</w:t>
-      </w:r>
-      <w:r>
-        <w:rPr>
-          <w:rFonts w:ascii="Cambria Math" w:hAnsi="Cambria Math" w:cs="Cambria Math"/>
-          <w:b/>
-          <w:sz w:val="14"/>
-          <w:szCs w:val="14"/>
-          <w:shd w:val="clear" w:color="auto" w:fill="B7B7B7"/>
-        </w:rPr>
-        <w:t>‑</w:t>
-      </w:r>
-      <w:r>
-        <w:rPr>
-          <w:b/>
-          <w:sz w:val="14"/>
-          <w:szCs w:val="14"/>
+          <w:highlight w:val="lightGray"/>
           <w:shd w:val="clear" w:color="auto" w:fill="B7B7B7"/>
         </w:rPr>
         <w:t>5 Mini) at [8/17/2025]</w:t>
@@ -162,7 +153,7 @@
     </w:p>
     <w:p>
       <w:r>
-        <w:pict w14:anchorId="09E48C51">
+        <w:pict w14:anchorId="03F261B8">
           <v:rect id="_x0000_i1025" style="width:0;height:1.5pt" o:hralign="center" o:hrstd="t" o:hr="t" fillcolor="#a0a0a0" stroked="f"/>
         </w:pict>
       </w:r>
@@ -186,48 +177,39 @@
       </w:pPr>
       <w:r>
         <w:rPr>
-          <w:b/>
+          <w:rFonts w:ascii="Arial" w:eastAsia="Arial" w:hAnsi="Arial"/>
+          <w:sz w:val="18"/>
+          <w:highlight w:val="lightGray"/>
           <w:shd w:val="clear" w:color="auto" w:fill="B7B7B7"/>
         </w:rPr>
-        <w:t># Source</w:t>
-      </w:r>
-      <w:r>
-        <w:rPr>
+        <w:t xml:space="preserve"># Source: Chatgot </w:t>
+      </w:r>
+      <w:r>
+        <w:rPr>
+          <w:rFonts w:ascii="Arial" w:eastAsia="Arial" w:hAnsi="Arial"/>
+          <w:sz w:val="18"/>
+          <w:szCs w:val="14"/>
+          <w:highlight w:val="lightGray"/>
           <w:shd w:val="clear" w:color="auto" w:fill="B7B7B7"/>
         </w:rPr>
-        <w:t xml:space="preserve">: </w:t>
-      </w:r>
-      <w:r>
-        <w:rPr>
-          <w:b/>
+        <w:t>(GPT</w:t>
+      </w:r>
+      <w:r>
+        <w:rPr>
+          <w:rFonts w:ascii="Arial" w:eastAsia="Arial" w:hAnsi="Arial" w:cs="Cambria Math"/>
+          <w:sz w:val="18"/>
+          <w:szCs w:val="14"/>
+          <w:highlight w:val="lightGray"/>
           <w:shd w:val="clear" w:color="auto" w:fill="B7B7B7"/>
         </w:rPr>
-        <w:t xml:space="preserve">Chatgot </w:t>
-      </w:r>
-      <w:r>
-        <w:rPr>
-          <w:b/>
-          <w:sz w:val="14"/>
+        <w:t>‑</w:t>
+      </w:r>
+      <w:r>
+        <w:rPr>
+          <w:rFonts w:ascii="Arial" w:eastAsia="Arial" w:hAnsi="Arial"/>
+          <w:sz w:val="18"/>
           <w:szCs w:val="14"/>
-          <w:shd w:val="clear" w:color="auto" w:fill="B7B7B7"/>
-        </w:rPr>
-        <w:t>(GPT</w:t>
-      </w:r>
-      <w:r>
-        <w:rPr>
-          <w:rFonts w:ascii="Cambria Math" w:hAnsi="Cambria Math" w:cs="Cambria Math"/>
-          <w:b/>
-          <w:sz w:val="14"/>
-          <w:szCs w:val="14"/>
-          <w:shd w:val="clear" w:color="auto" w:fill="B7B7B7"/>
-        </w:rPr>
-        <w:t>‑</w:t>
-      </w:r>
-      <w:r>
-        <w:rPr>
-          <w:b/>
-          <w:sz w:val="14"/>
-          <w:szCs w:val="14"/>
+          <w:highlight w:val="lightGray"/>
           <w:shd w:val="clear" w:color="auto" w:fill="B7B7B7"/>
         </w:rPr>
         <w:t>5 Mini) at [8/17/2025]</w:t>
@@ -239,7 +221,7 @@
           <w:ilvl w:val="0"/>
           <w:numId w:val="8"/>
         </w:numPr>
-        <w:spacing w:before="240"/>
+        <w:spacing w:before="240" w:after="0" w:line="276" w:lineRule="auto"/>
         <w:rPr>
           <w:rFonts w:ascii="Roboto Mono" w:eastAsia="Roboto Mono" w:hAnsi="Roboto Mono" w:cs="Roboto Mono"/>
         </w:rPr>
@@ -263,6 +245,7 @@
           <w:ilvl w:val="0"/>
           <w:numId w:val="8"/>
         </w:numPr>
+        <w:spacing w:after="0" w:line="276" w:lineRule="auto"/>
       </w:pPr>
       <w:r>
         <w:rPr>
@@ -296,7 +279,7 @@
           <w:ilvl w:val="0"/>
           <w:numId w:val="8"/>
         </w:numPr>
-        <w:spacing w:after="240"/>
+        <w:spacing w:after="240" w:line="276" w:lineRule="auto"/>
         <w:rPr>
           <w:rFonts w:ascii="Roboto Mono" w:eastAsia="Roboto Mono" w:hAnsi="Roboto Mono" w:cs="Roboto Mono"/>
         </w:rPr>
@@ -316,7 +299,7 @@
     </w:p>
     <w:p>
       <w:r>
-        <w:pict w14:anchorId="1FE7B6A6">
+        <w:pict w14:anchorId="049B8A84">
           <v:rect id="_x0000_i1026" style="width:0;height:1.5pt" o:hralign="center" o:hrstd="t" o:hr="t" fillcolor="#a0a0a0" stroked="f"/>
         </w:pict>
       </w:r>
@@ -340,48 +323,39 @@
       </w:pPr>
       <w:r>
         <w:rPr>
-          <w:b/>
+          <w:rFonts w:ascii="Arial" w:eastAsia="Arial" w:hAnsi="Arial"/>
+          <w:sz w:val="18"/>
+          <w:highlight w:val="lightGray"/>
           <w:shd w:val="clear" w:color="auto" w:fill="B7B7B7"/>
         </w:rPr>
-        <w:t># Source</w:t>
-      </w:r>
-      <w:r>
-        <w:rPr>
+        <w:t xml:space="preserve"># Source: Chatgot </w:t>
+      </w:r>
+      <w:r>
+        <w:rPr>
+          <w:rFonts w:ascii="Arial" w:eastAsia="Arial" w:hAnsi="Arial"/>
+          <w:sz w:val="18"/>
+          <w:szCs w:val="14"/>
+          <w:highlight w:val="lightGray"/>
           <w:shd w:val="clear" w:color="auto" w:fill="B7B7B7"/>
         </w:rPr>
-        <w:t xml:space="preserve">: </w:t>
-      </w:r>
-      <w:r>
-        <w:rPr>
-          <w:b/>
+        <w:t>(GPT</w:t>
+      </w:r>
+      <w:r>
+        <w:rPr>
+          <w:rFonts w:ascii="Arial" w:eastAsia="Arial" w:hAnsi="Arial" w:cs="Cambria Math"/>
+          <w:sz w:val="18"/>
+          <w:szCs w:val="14"/>
+          <w:highlight w:val="lightGray"/>
           <w:shd w:val="clear" w:color="auto" w:fill="B7B7B7"/>
         </w:rPr>
-        <w:t xml:space="preserve">Chatgot </w:t>
-      </w:r>
-      <w:r>
-        <w:rPr>
-          <w:b/>
-          <w:sz w:val="14"/>
+        <w:t>‑</w:t>
+      </w:r>
+      <w:r>
+        <w:rPr>
+          <w:rFonts w:ascii="Arial" w:eastAsia="Arial" w:hAnsi="Arial"/>
+          <w:sz w:val="18"/>
           <w:szCs w:val="14"/>
-          <w:shd w:val="clear" w:color="auto" w:fill="B7B7B7"/>
-        </w:rPr>
-        <w:t>(GPT</w:t>
-      </w:r>
-      <w:r>
-        <w:rPr>
-          <w:rFonts w:ascii="Cambria Math" w:hAnsi="Cambria Math" w:cs="Cambria Math"/>
-          <w:b/>
-          <w:sz w:val="14"/>
-          <w:szCs w:val="14"/>
-          <w:shd w:val="clear" w:color="auto" w:fill="B7B7B7"/>
-        </w:rPr>
-        <w:t>‑</w:t>
-      </w:r>
-      <w:r>
-        <w:rPr>
-          <w:b/>
-          <w:sz w:val="14"/>
-          <w:szCs w:val="14"/>
+          <w:highlight w:val="lightGray"/>
           <w:shd w:val="clear" w:color="auto" w:fill="B7B7B7"/>
         </w:rPr>
         <w:t>5 Mini) at [8/17/2025]</w:t>
@@ -393,7 +367,7 @@
           <w:ilvl w:val="0"/>
           <w:numId w:val="6"/>
         </w:numPr>
-        <w:spacing w:before="240"/>
+        <w:spacing w:before="240" w:after="0" w:line="276" w:lineRule="auto"/>
       </w:pPr>
       <w:r>
         <w:rPr>
@@ -427,12 +401,12 @@
           <w:ilvl w:val="0"/>
           <w:numId w:val="6"/>
         </w:numPr>
-      </w:pPr>
-      <w:r>
-        <w:rPr>
-          <w:rFonts w:ascii="Roboto Mono" w:eastAsia="Roboto Mono" w:hAnsi="Roboto Mono" w:cs="Roboto Mono"/>
-        </w:rPr>
-        <w:lastRenderedPageBreak/>
+        <w:spacing w:after="0" w:line="276" w:lineRule="auto"/>
+      </w:pPr>
+      <w:r>
+        <w:rPr>
+          <w:rFonts w:ascii="Roboto Mono" w:eastAsia="Roboto Mono" w:hAnsi="Roboto Mono" w:cs="Roboto Mono"/>
+        </w:rPr>
         <w:t xml:space="preserve">Current project: Development effort is estimated at </w:t>
       </w:r>
       <w:r>
@@ -461,7 +435,7 @@
           <w:ilvl w:val="0"/>
           <w:numId w:val="6"/>
         </w:numPr>
-        <w:spacing w:after="240"/>
+        <w:spacing w:after="240" w:line="276" w:lineRule="auto"/>
       </w:pPr>
       <w:r>
         <w:rPr>
@@ -513,7 +487,7 @@
     </w:p>
     <w:p>
       <w:r>
-        <w:pict w14:anchorId="1756D320">
+        <w:pict w14:anchorId="5E1DA60B">
           <v:rect id="_x0000_i1027" style="width:0;height:1.5pt" o:hralign="center" o:hrstd="t" o:hr="t" fillcolor="#a0a0a0" stroked="f"/>
         </w:pict>
       </w:r>
@@ -540,48 +514,39 @@
       </w:pPr>
       <w:r>
         <w:rPr>
-          <w:b/>
+          <w:rFonts w:ascii="Arial" w:eastAsia="Arial" w:hAnsi="Arial"/>
+          <w:sz w:val="18"/>
+          <w:highlight w:val="lightGray"/>
           <w:shd w:val="clear" w:color="auto" w:fill="B7B7B7"/>
         </w:rPr>
-        <w:t># Source</w:t>
-      </w:r>
-      <w:r>
-        <w:rPr>
+        <w:t xml:space="preserve"># Source: Chatgot </w:t>
+      </w:r>
+      <w:r>
+        <w:rPr>
+          <w:rFonts w:ascii="Arial" w:eastAsia="Arial" w:hAnsi="Arial"/>
+          <w:sz w:val="18"/>
+          <w:szCs w:val="14"/>
+          <w:highlight w:val="lightGray"/>
           <w:shd w:val="clear" w:color="auto" w:fill="B7B7B7"/>
         </w:rPr>
-        <w:t xml:space="preserve">: </w:t>
-      </w:r>
-      <w:r>
-        <w:rPr>
-          <w:b/>
+        <w:t>(GPT</w:t>
+      </w:r>
+      <w:r>
+        <w:rPr>
+          <w:rFonts w:ascii="Arial" w:eastAsia="Arial" w:hAnsi="Arial" w:cs="Cambria Math"/>
+          <w:sz w:val="18"/>
+          <w:szCs w:val="14"/>
+          <w:highlight w:val="lightGray"/>
           <w:shd w:val="clear" w:color="auto" w:fill="B7B7B7"/>
         </w:rPr>
-        <w:t xml:space="preserve">Chatgot </w:t>
-      </w:r>
-      <w:r>
-        <w:rPr>
-          <w:b/>
-          <w:sz w:val="14"/>
+        <w:t>‑</w:t>
+      </w:r>
+      <w:r>
+        <w:rPr>
+          <w:rFonts w:ascii="Arial" w:eastAsia="Arial" w:hAnsi="Arial"/>
+          <w:sz w:val="18"/>
           <w:szCs w:val="14"/>
-          <w:shd w:val="clear" w:color="auto" w:fill="B7B7B7"/>
-        </w:rPr>
-        <w:t>(GPT</w:t>
-      </w:r>
-      <w:r>
-        <w:rPr>
-          <w:rFonts w:ascii="Cambria Math" w:hAnsi="Cambria Math" w:cs="Cambria Math"/>
-          <w:b/>
-          <w:sz w:val="14"/>
-          <w:szCs w:val="14"/>
-          <w:shd w:val="clear" w:color="auto" w:fill="B7B7B7"/>
-        </w:rPr>
-        <w:t>‑</w:t>
-      </w:r>
-      <w:r>
-        <w:rPr>
-          <w:b/>
-          <w:sz w:val="14"/>
-          <w:szCs w:val="14"/>
+          <w:highlight w:val="lightGray"/>
           <w:shd w:val="clear" w:color="auto" w:fill="B7B7B7"/>
         </w:rPr>
         <w:t>5 Mini) at [8/17/2025]</w:t>
@@ -593,7 +558,7 @@
           <w:ilvl w:val="0"/>
           <w:numId w:val="1"/>
         </w:numPr>
-        <w:spacing w:before="240"/>
+        <w:spacing w:before="240" w:after="0" w:line="276" w:lineRule="auto"/>
       </w:pPr>
       <w:r>
         <w:rPr>
@@ -627,6 +592,7 @@
           <w:ilvl w:val="0"/>
           <w:numId w:val="1"/>
         </w:numPr>
+        <w:spacing w:after="0" w:line="276" w:lineRule="auto"/>
       </w:pPr>
       <w:r>
         <w:rPr>
@@ -660,7 +626,7 @@
           <w:ilvl w:val="0"/>
           <w:numId w:val="1"/>
         </w:numPr>
-        <w:spacing w:after="240"/>
+        <w:spacing w:after="240" w:line="276" w:lineRule="auto"/>
       </w:pPr>
       <w:r>
         <w:rPr>
@@ -704,48 +670,39 @@
       </w:pPr>
       <w:r>
         <w:rPr>
-          <w:b/>
+          <w:rFonts w:ascii="Arial" w:eastAsia="Arial" w:hAnsi="Arial"/>
+          <w:sz w:val="18"/>
+          <w:highlight w:val="lightGray"/>
           <w:shd w:val="clear" w:color="auto" w:fill="B7B7B7"/>
         </w:rPr>
-        <w:t># Source</w:t>
-      </w:r>
-      <w:r>
-        <w:rPr>
+        <w:t xml:space="preserve"># Source: Chatgot </w:t>
+      </w:r>
+      <w:r>
+        <w:rPr>
+          <w:rFonts w:ascii="Arial" w:eastAsia="Arial" w:hAnsi="Arial"/>
+          <w:sz w:val="18"/>
+          <w:szCs w:val="14"/>
+          <w:highlight w:val="lightGray"/>
           <w:shd w:val="clear" w:color="auto" w:fill="B7B7B7"/>
         </w:rPr>
-        <w:t xml:space="preserve">: </w:t>
-      </w:r>
-      <w:r>
-        <w:rPr>
-          <w:b/>
+        <w:t>(GPT</w:t>
+      </w:r>
+      <w:r>
+        <w:rPr>
+          <w:rFonts w:ascii="Arial" w:eastAsia="Arial" w:hAnsi="Arial" w:cs="Cambria Math"/>
+          <w:sz w:val="18"/>
+          <w:szCs w:val="14"/>
+          <w:highlight w:val="lightGray"/>
           <w:shd w:val="clear" w:color="auto" w:fill="B7B7B7"/>
         </w:rPr>
-        <w:t xml:space="preserve">Chatgot </w:t>
-      </w:r>
-      <w:r>
-        <w:rPr>
-          <w:b/>
-          <w:sz w:val="14"/>
+        <w:t>‑</w:t>
+      </w:r>
+      <w:r>
+        <w:rPr>
+          <w:rFonts w:ascii="Arial" w:eastAsia="Arial" w:hAnsi="Arial"/>
+          <w:sz w:val="18"/>
           <w:szCs w:val="14"/>
-          <w:shd w:val="clear" w:color="auto" w:fill="B7B7B7"/>
-        </w:rPr>
-        <w:t>(GPT</w:t>
-      </w:r>
-      <w:r>
-        <w:rPr>
-          <w:rFonts w:ascii="Cambria Math" w:hAnsi="Cambria Math" w:cs="Cambria Math"/>
-          <w:b/>
-          <w:sz w:val="14"/>
-          <w:szCs w:val="14"/>
-          <w:shd w:val="clear" w:color="auto" w:fill="B7B7B7"/>
-        </w:rPr>
-        <w:t>‑</w:t>
-      </w:r>
-      <w:r>
-        <w:rPr>
-          <w:b/>
-          <w:sz w:val="14"/>
-          <w:szCs w:val="14"/>
+          <w:highlight w:val="lightGray"/>
           <w:shd w:val="clear" w:color="auto" w:fill="B7B7B7"/>
         </w:rPr>
         <w:t>5 Mini) at [8/17/2025]</w:t>
@@ -757,7 +714,7 @@
           <w:ilvl w:val="0"/>
           <w:numId w:val="2"/>
         </w:numPr>
-        <w:spacing w:before="240"/>
+        <w:spacing w:before="240" w:after="0" w:line="276" w:lineRule="auto"/>
       </w:pPr>
       <w:r>
         <w:rPr>
@@ -791,6 +748,7 @@
           <w:ilvl w:val="0"/>
           <w:numId w:val="2"/>
         </w:numPr>
+        <w:spacing w:after="0" w:line="276" w:lineRule="auto"/>
       </w:pPr>
       <w:r>
         <w:rPr>
@@ -837,7 +795,7 @@
           <w:ilvl w:val="0"/>
           <w:numId w:val="2"/>
         </w:numPr>
-        <w:spacing w:after="240"/>
+        <w:spacing w:after="240" w:line="276" w:lineRule="auto"/>
       </w:pPr>
       <w:r>
         <w:rPr>
@@ -902,48 +860,39 @@
       </w:pPr>
       <w:r>
         <w:rPr>
-          <w:b/>
+          <w:rFonts w:ascii="Arial" w:eastAsia="Arial" w:hAnsi="Arial"/>
+          <w:sz w:val="18"/>
+          <w:highlight w:val="lightGray"/>
           <w:shd w:val="clear" w:color="auto" w:fill="B7B7B7"/>
         </w:rPr>
-        <w:t># Source</w:t>
-      </w:r>
-      <w:r>
-        <w:rPr>
+        <w:t xml:space="preserve"># Source: Chatgot </w:t>
+      </w:r>
+      <w:r>
+        <w:rPr>
+          <w:rFonts w:ascii="Arial" w:eastAsia="Arial" w:hAnsi="Arial"/>
+          <w:sz w:val="18"/>
+          <w:szCs w:val="14"/>
+          <w:highlight w:val="lightGray"/>
           <w:shd w:val="clear" w:color="auto" w:fill="B7B7B7"/>
         </w:rPr>
-        <w:t xml:space="preserve">: </w:t>
-      </w:r>
-      <w:r>
-        <w:rPr>
-          <w:b/>
+        <w:t>(GPT</w:t>
+      </w:r>
+      <w:r>
+        <w:rPr>
+          <w:rFonts w:ascii="Arial" w:eastAsia="Arial" w:hAnsi="Arial" w:cs="Cambria Math"/>
+          <w:sz w:val="18"/>
+          <w:szCs w:val="14"/>
+          <w:highlight w:val="lightGray"/>
           <w:shd w:val="clear" w:color="auto" w:fill="B7B7B7"/>
         </w:rPr>
-        <w:t xml:space="preserve">Chatgot </w:t>
-      </w:r>
-      <w:r>
-        <w:rPr>
-          <w:b/>
-          <w:sz w:val="14"/>
+        <w:t>‑</w:t>
+      </w:r>
+      <w:r>
+        <w:rPr>
+          <w:rFonts w:ascii="Arial" w:eastAsia="Arial" w:hAnsi="Arial"/>
+          <w:sz w:val="18"/>
           <w:szCs w:val="14"/>
-          <w:shd w:val="clear" w:color="auto" w:fill="B7B7B7"/>
-        </w:rPr>
-        <w:t>(GPT</w:t>
-      </w:r>
-      <w:r>
-        <w:rPr>
-          <w:rFonts w:ascii="Cambria Math" w:hAnsi="Cambria Math" w:cs="Cambria Math"/>
-          <w:b/>
-          <w:sz w:val="14"/>
-          <w:szCs w:val="14"/>
-          <w:shd w:val="clear" w:color="auto" w:fill="B7B7B7"/>
-        </w:rPr>
-        <w:t>‑</w:t>
-      </w:r>
-      <w:r>
-        <w:rPr>
-          <w:b/>
-          <w:sz w:val="14"/>
-          <w:szCs w:val="14"/>
+          <w:highlight w:val="lightGray"/>
           <w:shd w:val="clear" w:color="auto" w:fill="B7B7B7"/>
         </w:rPr>
         <w:t>5 Mini) at [8/17/2025]</w:t>
@@ -955,13 +904,12 @@
           <w:ilvl w:val="0"/>
           <w:numId w:val="3"/>
         </w:numPr>
-        <w:spacing w:before="240"/>
-      </w:pPr>
-      <w:r>
-        <w:rPr>
-          <w:rFonts w:ascii="Roboto Mono" w:eastAsia="Roboto Mono" w:hAnsi="Roboto Mono" w:cs="Roboto Mono"/>
-        </w:rPr>
-        <w:lastRenderedPageBreak/>
+        <w:spacing w:before="240" w:after="0" w:line="276" w:lineRule="auto"/>
+      </w:pPr>
+      <w:r>
+        <w:rPr>
+          <w:rFonts w:ascii="Roboto Mono" w:eastAsia="Roboto Mono" w:hAnsi="Roboto Mono" w:cs="Roboto Mono"/>
+        </w:rPr>
         <w:t xml:space="preserve">Uses a </w:t>
       </w:r>
       <w:r>
@@ -990,7 +938,7 @@
           <w:ilvl w:val="0"/>
           <w:numId w:val="3"/>
         </w:numPr>
-        <w:spacing w:after="240"/>
+        <w:spacing w:after="240" w:line="276" w:lineRule="auto"/>
       </w:pPr>
       <w:r>
         <w:rPr>
@@ -1061,7 +1009,7 @@
     </w:p>
     <w:p>
       <w:r>
-        <w:pict w14:anchorId="78EE3DC6">
+        <w:pict w14:anchorId="3277E7C3">
           <v:rect id="_x0000_i1028" style="width:0;height:1.5pt" o:hralign="center" o:hrstd="t" o:hr="t" fillcolor="#a0a0a0" stroked="f"/>
         </w:pict>
       </w:r>
@@ -1085,48 +1033,39 @@
       </w:pPr>
       <w:r>
         <w:rPr>
-          <w:b/>
+          <w:rFonts w:ascii="Arial" w:eastAsia="Arial" w:hAnsi="Arial"/>
+          <w:sz w:val="18"/>
+          <w:highlight w:val="lightGray"/>
           <w:shd w:val="clear" w:color="auto" w:fill="B7B7B7"/>
         </w:rPr>
-        <w:t># Source</w:t>
-      </w:r>
-      <w:r>
-        <w:rPr>
+        <w:t xml:space="preserve"># Source: Chatgot </w:t>
+      </w:r>
+      <w:r>
+        <w:rPr>
+          <w:rFonts w:ascii="Arial" w:eastAsia="Arial" w:hAnsi="Arial"/>
+          <w:sz w:val="18"/>
+          <w:szCs w:val="14"/>
+          <w:highlight w:val="lightGray"/>
           <w:shd w:val="clear" w:color="auto" w:fill="B7B7B7"/>
         </w:rPr>
-        <w:t xml:space="preserve">: </w:t>
-      </w:r>
-      <w:r>
-        <w:rPr>
-          <w:b/>
+        <w:t>(GPT</w:t>
+      </w:r>
+      <w:r>
+        <w:rPr>
+          <w:rFonts w:ascii="Arial" w:eastAsia="Arial" w:hAnsi="Arial" w:cs="Cambria Math"/>
+          <w:sz w:val="18"/>
+          <w:szCs w:val="14"/>
+          <w:highlight w:val="lightGray"/>
           <w:shd w:val="clear" w:color="auto" w:fill="B7B7B7"/>
         </w:rPr>
-        <w:t xml:space="preserve">Chatgot </w:t>
-      </w:r>
-      <w:r>
-        <w:rPr>
-          <w:b/>
-          <w:sz w:val="14"/>
+        <w:t>‑</w:t>
+      </w:r>
+      <w:r>
+        <w:rPr>
+          <w:rFonts w:ascii="Arial" w:eastAsia="Arial" w:hAnsi="Arial"/>
+          <w:sz w:val="18"/>
           <w:szCs w:val="14"/>
-          <w:shd w:val="clear" w:color="auto" w:fill="B7B7B7"/>
-        </w:rPr>
-        <w:t>(GPT</w:t>
-      </w:r>
-      <w:r>
-        <w:rPr>
-          <w:rFonts w:ascii="Cambria Math" w:hAnsi="Cambria Math" w:cs="Cambria Math"/>
-          <w:b/>
-          <w:sz w:val="14"/>
-          <w:szCs w:val="14"/>
-          <w:shd w:val="clear" w:color="auto" w:fill="B7B7B7"/>
-        </w:rPr>
-        <w:t>‑</w:t>
-      </w:r>
-      <w:r>
-        <w:rPr>
-          <w:b/>
-          <w:sz w:val="14"/>
-          <w:szCs w:val="14"/>
+          <w:highlight w:val="lightGray"/>
           <w:shd w:val="clear" w:color="auto" w:fill="B7B7B7"/>
         </w:rPr>
         <w:t>5 Mini) at [8/17/2025]</w:t>
@@ -1138,7 +1077,7 @@
           <w:ilvl w:val="0"/>
           <w:numId w:val="7"/>
         </w:numPr>
-        <w:spacing w:before="240"/>
+        <w:spacing w:before="240" w:after="0" w:line="276" w:lineRule="auto"/>
       </w:pPr>
       <w:r>
         <w:rPr>
@@ -1185,7 +1124,7 @@
           <w:ilvl w:val="0"/>
           <w:numId w:val="7"/>
         </w:numPr>
-        <w:spacing w:after="240"/>
+        <w:spacing w:after="240" w:line="276" w:lineRule="auto"/>
       </w:pPr>
       <w:r>
         <w:rPr>
@@ -1244,7 +1183,7 @@
           <w:noProof/>
         </w:rPr>
         <w:drawing>
-          <wp:inline distT="114300" distB="114300" distL="114300" distR="114300" wp14:anchorId="519CF480" wp14:editId="0D5CB4BC">
+          <wp:inline distT="114300" distB="114300" distL="114300" distR="114300" wp14:anchorId="2FF70375" wp14:editId="324C6DBB">
             <wp:extent cx="5943600" cy="1600200"/>
             <wp:effectExtent l="0" t="0" r="0" b="0"/>
             <wp:docPr id="2" name="image5.png"/>
@@ -1588,7 +1527,6 @@
               <w:rPr>
                 <w:rFonts w:ascii="Roboto Mono" w:eastAsia="Roboto Mono" w:hAnsi="Roboto Mono" w:cs="Roboto Mono"/>
               </w:rPr>
-              <w:lastRenderedPageBreak/>
               <w:t>Payment</w:t>
             </w:r>
           </w:p>
@@ -1826,7 +1764,7 @@
     </w:p>
     <w:p>
       <w:r>
-        <w:pict w14:anchorId="66C4DC40">
+        <w:pict w14:anchorId="3D02EFAB">
           <v:rect id="_x0000_i1029" style="width:0;height:1.5pt" o:hralign="center" o:hrstd="t" o:hr="t" fillcolor="#a0a0a0" stroked="f"/>
         </w:pict>
       </w:r>
@@ -1850,50 +1788,41 @@
       </w:pPr>
       <w:r>
         <w:rPr>
-          <w:b/>
+          <w:rFonts w:ascii="Arial" w:eastAsia="Arial" w:hAnsi="Arial"/>
+          <w:sz w:val="18"/>
+          <w:highlight w:val="lightGray"/>
           <w:shd w:val="clear" w:color="auto" w:fill="B7B7B7"/>
         </w:rPr>
-        <w:t># Source</w:t>
-      </w:r>
-      <w:r>
-        <w:rPr>
+        <w:t xml:space="preserve"># Source: Chatgot </w:t>
+      </w:r>
+      <w:r>
+        <w:rPr>
+          <w:rFonts w:ascii="Arial" w:eastAsia="Arial" w:hAnsi="Arial"/>
+          <w:sz w:val="18"/>
+          <w:szCs w:val="14"/>
+          <w:highlight w:val="lightGray"/>
           <w:shd w:val="clear" w:color="auto" w:fill="B7B7B7"/>
         </w:rPr>
-        <w:t xml:space="preserve">: </w:t>
-      </w:r>
-      <w:r>
-        <w:rPr>
-          <w:b/>
+        <w:t>(GPT</w:t>
+      </w:r>
+      <w:r>
+        <w:rPr>
+          <w:rFonts w:ascii="Arial" w:eastAsia="Arial" w:hAnsi="Arial" w:cs="Cambria Math"/>
+          <w:sz w:val="18"/>
+          <w:szCs w:val="14"/>
+          <w:highlight w:val="lightGray"/>
           <w:shd w:val="clear" w:color="auto" w:fill="B7B7B7"/>
         </w:rPr>
-        <w:t xml:space="preserve">Chatgot </w:t>
-      </w:r>
-      <w:r>
-        <w:rPr>
-          <w:b/>
-          <w:sz w:val="14"/>
+        <w:t>‑</w:t>
+      </w:r>
+      <w:r>
+        <w:rPr>
+          <w:rFonts w:ascii="Arial" w:eastAsia="Arial" w:hAnsi="Arial"/>
+          <w:sz w:val="18"/>
           <w:szCs w:val="14"/>
+          <w:highlight w:val="lightGray"/>
           <w:shd w:val="clear" w:color="auto" w:fill="B7B7B7"/>
         </w:rPr>
-        <w:t>(GPT</w:t>
-      </w:r>
-      <w:r>
-        <w:rPr>
-          <w:rFonts w:ascii="Cambria Math" w:hAnsi="Cambria Math" w:cs="Cambria Math"/>
-          <w:b/>
-          <w:sz w:val="14"/>
-          <w:szCs w:val="14"/>
-          <w:shd w:val="clear" w:color="auto" w:fill="B7B7B7"/>
-        </w:rPr>
-        <w:t>‑</w:t>
-      </w:r>
-      <w:r>
-        <w:rPr>
-          <w:b/>
-          <w:sz w:val="14"/>
-          <w:szCs w:val="14"/>
-          <w:shd w:val="clear" w:color="auto" w:fill="B7B7B7"/>
-        </w:rPr>
         <w:t>5 Mini) at [8/17/2025]</w:t>
       </w:r>
     </w:p>
@@ -1903,7 +1832,7 @@
           <w:noProof/>
         </w:rPr>
         <w:drawing>
-          <wp:inline distT="114300" distB="114300" distL="114300" distR="114300" wp14:anchorId="388E48CB" wp14:editId="458B6BF0">
+          <wp:inline distT="114300" distB="114300" distL="114300" distR="114300" wp14:anchorId="391A6AB0" wp14:editId="457BADEA">
             <wp:extent cx="5943600" cy="1625600"/>
             <wp:effectExtent l="0" t="0" r="0" b="0"/>
             <wp:docPr id="6" name="image3.png"/>
@@ -2446,7 +2375,7 @@
     </w:tbl>
     <w:p>
       <w:r>
-        <w:pict w14:anchorId="29425EE4">
+        <w:pict w14:anchorId="34B14611">
           <v:rect id="_x0000_i1030" style="width:0;height:1.5pt" o:hralign="center" o:hrstd="t" o:hr="t" fillcolor="#a0a0a0" stroked="f"/>
         </w:pict>
       </w:r>
@@ -2482,7 +2411,6 @@
         <w:rPr>
           <w:rFonts w:ascii="Roboto Mono" w:eastAsia="Roboto Mono" w:hAnsi="Roboto Mono" w:cs="Roboto Mono"/>
         </w:rPr>
-        <w:lastRenderedPageBreak/>
         <w:t xml:space="preserve"> You can say: </w:t>
       </w:r>
       <w:r>
@@ -2501,7 +2429,7 @@
     </w:p>
     <w:p>
       <w:r>
-        <w:pict w14:anchorId="723F09EC">
+        <w:pict w14:anchorId="0FD9D6F1">
           <v:rect id="_x0000_i1031" style="width:0;height:1.5pt" o:hralign="center" o:hrstd="t" o:hr="t" fillcolor="#a0a0a0" stroked="f"/>
         </w:pict>
       </w:r>
@@ -2522,109 +2450,100 @@
       </w:pPr>
       <w:r>
         <w:rPr>
+          <w:rFonts w:ascii="Arial" w:eastAsia="Arial" w:hAnsi="Arial"/>
+          <w:sz w:val="18"/>
+          <w:highlight w:val="lightGray"/>
+          <w:shd w:val="clear" w:color="auto" w:fill="B7B7B7"/>
+        </w:rPr>
+        <w:t xml:space="preserve"># Source: Chatgot </w:t>
+      </w:r>
+      <w:r>
+        <w:rPr>
+          <w:rFonts w:ascii="Arial" w:eastAsia="Arial" w:hAnsi="Arial"/>
+          <w:sz w:val="18"/>
+          <w:szCs w:val="14"/>
+          <w:highlight w:val="lightGray"/>
+          <w:shd w:val="clear" w:color="auto" w:fill="B7B7B7"/>
+        </w:rPr>
+        <w:t>(GPT</w:t>
+      </w:r>
+      <w:r>
+        <w:rPr>
+          <w:rFonts w:ascii="Arial" w:eastAsia="Arial" w:hAnsi="Arial" w:cs="Cambria Math"/>
+          <w:sz w:val="18"/>
+          <w:szCs w:val="14"/>
+          <w:highlight w:val="lightGray"/>
+          <w:shd w:val="clear" w:color="auto" w:fill="B7B7B7"/>
+        </w:rPr>
+        <w:t>‑</w:t>
+      </w:r>
+      <w:r>
+        <w:rPr>
+          <w:rFonts w:ascii="Arial" w:eastAsia="Arial" w:hAnsi="Arial"/>
+          <w:sz w:val="18"/>
+          <w:szCs w:val="14"/>
+          <w:highlight w:val="lightGray"/>
+          <w:shd w:val="clear" w:color="auto" w:fill="B7B7B7"/>
+        </w:rPr>
+        <w:t>5 Mini) at [8/24/2025]</w:t>
+      </w:r>
+    </w:p>
+    <w:p>
+      <w:pPr>
+        <w:spacing w:before="240" w:after="240"/>
+        <w:rPr>
+          <w:rFonts w:ascii="Roboto Mono" w:eastAsia="Roboto Mono" w:hAnsi="Roboto Mono" w:cs="Roboto Mono"/>
+        </w:rPr>
+      </w:pPr>
+      <w:r>
+        <w:rPr>
+          <w:rFonts w:ascii="Roboto Mono" w:eastAsia="Roboto Mono" w:hAnsi="Roboto Mono" w:cs="Roboto Mono"/>
+        </w:rPr>
+        <w:t xml:space="preserve">Here’s a </w:t>
+      </w:r>
+      <w:r>
+        <w:rPr>
+          <w:rFonts w:ascii="Roboto Mono" w:eastAsia="Roboto Mono" w:hAnsi="Roboto Mono" w:cs="Roboto Mono"/>
           <w:b/>
-          <w:shd w:val="clear" w:color="auto" w:fill="B7B7B7"/>
-        </w:rPr>
-        <w:t># Source</w:t>
-      </w:r>
-      <w:r>
-        <w:rPr>
-          <w:shd w:val="clear" w:color="auto" w:fill="B7B7B7"/>
-        </w:rPr>
-        <w:t xml:space="preserve">: </w:t>
-      </w:r>
-      <w:r>
-        <w:rPr>
+        </w:rPr>
+        <w:t>side-by-side real-world example</w:t>
+      </w:r>
+      <w:r>
+        <w:rPr>
+          <w:rFonts w:ascii="Roboto Mono" w:eastAsia="Roboto Mono" w:hAnsi="Roboto Mono" w:cs="Roboto Mono"/>
+        </w:rPr>
+        <w:t xml:space="preserve"> using the </w:t>
+      </w:r>
+      <w:r>
+        <w:rPr>
+          <w:rFonts w:ascii="Roboto Mono" w:eastAsia="Roboto Mono" w:hAnsi="Roboto Mono" w:cs="Roboto Mono"/>
           <w:b/>
-          <w:shd w:val="clear" w:color="auto" w:fill="B7B7B7"/>
-        </w:rPr>
-        <w:t xml:space="preserve">Chatgot </w:t>
-      </w:r>
-      <w:r>
-        <w:rPr>
+        </w:rPr>
+        <w:t>same project</w:t>
+      </w:r>
+      <w:r>
+        <w:rPr>
+          <w:rFonts w:ascii="Roboto Mono" w:eastAsia="Roboto Mono" w:hAnsi="Roboto Mono" w:cs="Roboto Mono"/>
+        </w:rPr>
+        <w:t xml:space="preserve"> estimated with </w:t>
+      </w:r>
+      <w:r>
+        <w:rPr>
+          <w:rFonts w:ascii="Roboto Mono" w:eastAsia="Roboto Mono" w:hAnsi="Roboto Mono" w:cs="Roboto Mono"/>
           <w:b/>
-          <w:sz w:val="14"/>
-          <w:szCs w:val="14"/>
-          <w:shd w:val="clear" w:color="auto" w:fill="B7B7B7"/>
-        </w:rPr>
-        <w:t>(GPT</w:t>
-      </w:r>
-      <w:r>
-        <w:rPr>
-          <w:rFonts w:ascii="Cambria Math" w:hAnsi="Cambria Math" w:cs="Cambria Math"/>
+        </w:rPr>
+        <w:t>Ratio-Based Estimation</w:t>
+      </w:r>
+      <w:r>
+        <w:rPr>
+          <w:rFonts w:ascii="Roboto Mono" w:eastAsia="Roboto Mono" w:hAnsi="Roboto Mono" w:cs="Roboto Mono"/>
+        </w:rPr>
+        <w:t xml:space="preserve"> vs </w:t>
+      </w:r>
+      <w:r>
+        <w:rPr>
+          <w:rFonts w:ascii="Roboto Mono" w:eastAsia="Roboto Mono" w:hAnsi="Roboto Mono" w:cs="Roboto Mono"/>
           <w:b/>
-          <w:sz w:val="14"/>
-          <w:szCs w:val="14"/>
-          <w:shd w:val="clear" w:color="auto" w:fill="B7B7B7"/>
-        </w:rPr>
-        <w:t>‑</w:t>
-      </w:r>
-      <w:r>
-        <w:rPr>
-          <w:b/>
-          <w:sz w:val="14"/>
-          <w:szCs w:val="14"/>
-          <w:shd w:val="clear" w:color="auto" w:fill="B7B7B7"/>
-        </w:rPr>
-        <w:t>5 Mini) at [8/24/2025]</w:t>
-      </w:r>
-    </w:p>
-    <w:p>
-      <w:pPr>
-        <w:spacing w:before="240" w:after="240"/>
-        <w:rPr>
-          <w:rFonts w:ascii="Roboto Mono" w:eastAsia="Roboto Mono" w:hAnsi="Roboto Mono" w:cs="Roboto Mono"/>
-        </w:rPr>
-      </w:pPr>
-      <w:r>
-        <w:rPr>
-          <w:rFonts w:ascii="Roboto Mono" w:eastAsia="Roboto Mono" w:hAnsi="Roboto Mono" w:cs="Roboto Mono"/>
-        </w:rPr>
-        <w:t xml:space="preserve">Here’s a </w:t>
-      </w:r>
-      <w:r>
-        <w:rPr>
-          <w:rFonts w:ascii="Roboto Mono" w:eastAsia="Roboto Mono" w:hAnsi="Roboto Mono" w:cs="Roboto Mono"/>
-          <w:b/>
-        </w:rPr>
-        <w:t>side-by-side real-world example</w:t>
-      </w:r>
-      <w:r>
-        <w:rPr>
-          <w:rFonts w:ascii="Roboto Mono" w:eastAsia="Roboto Mono" w:hAnsi="Roboto Mono" w:cs="Roboto Mono"/>
-        </w:rPr>
-        <w:t xml:space="preserve"> using the </w:t>
-      </w:r>
-      <w:r>
-        <w:rPr>
-          <w:rFonts w:ascii="Roboto Mono" w:eastAsia="Roboto Mono" w:hAnsi="Roboto Mono" w:cs="Roboto Mono"/>
-          <w:b/>
-        </w:rPr>
-        <w:t>same project</w:t>
-      </w:r>
-      <w:r>
-        <w:rPr>
-          <w:rFonts w:ascii="Roboto Mono" w:eastAsia="Roboto Mono" w:hAnsi="Roboto Mono" w:cs="Roboto Mono"/>
-        </w:rPr>
-        <w:t xml:space="preserve"> estimated with </w:t>
-      </w:r>
-      <w:r>
-        <w:rPr>
-          <w:rFonts w:ascii="Roboto Mono" w:eastAsia="Roboto Mono" w:hAnsi="Roboto Mono" w:cs="Roboto Mono"/>
-          <w:b/>
-        </w:rPr>
-        <w:t>Ratio-Based Estimation</w:t>
-      </w:r>
-      <w:r>
-        <w:rPr>
-          <w:rFonts w:ascii="Roboto Mono" w:eastAsia="Roboto Mono" w:hAnsi="Roboto Mono" w:cs="Roboto Mono"/>
-        </w:rPr>
-        <w:t xml:space="preserve"> vs </w:t>
-      </w:r>
-      <w:r>
-        <w:rPr>
-          <w:rFonts w:ascii="Roboto Mono" w:eastAsia="Roboto Mono" w:hAnsi="Roboto Mono" w:cs="Roboto Mono"/>
-          <w:b/>
         </w:rPr>
         <w:t>Matrix-Based Technique</w:t>
       </w:r>
@@ -2637,7 +2556,7 @@
     </w:p>
     <w:p>
       <w:r>
-        <w:pict w14:anchorId="776C8C4E">
+        <w:pict w14:anchorId="33178A15">
           <v:rect id="_x0000_i1032" style="width:0;height:1.5pt" o:hralign="center" o:hrstd="t" o:hr="t" fillcolor="#a0a0a0" stroked="f"/>
         </w:pict>
       </w:r>
@@ -2663,48 +2582,39 @@
       </w:pPr>
       <w:r>
         <w:rPr>
-          <w:b/>
+          <w:rFonts w:ascii="Arial" w:eastAsia="Arial" w:hAnsi="Arial"/>
+          <w:sz w:val="18"/>
+          <w:highlight w:val="lightGray"/>
           <w:shd w:val="clear" w:color="auto" w:fill="B7B7B7"/>
         </w:rPr>
-        <w:t># Source</w:t>
-      </w:r>
-      <w:r>
-        <w:rPr>
+        <w:t xml:space="preserve"># Source: Chatgot </w:t>
+      </w:r>
+      <w:r>
+        <w:rPr>
+          <w:rFonts w:ascii="Arial" w:eastAsia="Arial" w:hAnsi="Arial"/>
+          <w:sz w:val="18"/>
+          <w:szCs w:val="14"/>
+          <w:highlight w:val="lightGray"/>
           <w:shd w:val="clear" w:color="auto" w:fill="B7B7B7"/>
         </w:rPr>
-        <w:t xml:space="preserve">: </w:t>
-      </w:r>
-      <w:r>
-        <w:rPr>
-          <w:b/>
+        <w:t>(GPT</w:t>
+      </w:r>
+      <w:r>
+        <w:rPr>
+          <w:rFonts w:ascii="Arial" w:eastAsia="Arial" w:hAnsi="Arial" w:cs="Cambria Math"/>
+          <w:sz w:val="18"/>
+          <w:szCs w:val="14"/>
+          <w:highlight w:val="lightGray"/>
           <w:shd w:val="clear" w:color="auto" w:fill="B7B7B7"/>
         </w:rPr>
-        <w:t xml:space="preserve">Chatgot </w:t>
-      </w:r>
-      <w:r>
-        <w:rPr>
-          <w:b/>
-          <w:sz w:val="14"/>
+        <w:t>‑</w:t>
+      </w:r>
+      <w:r>
+        <w:rPr>
+          <w:rFonts w:ascii="Arial" w:eastAsia="Arial" w:hAnsi="Arial"/>
+          <w:sz w:val="18"/>
           <w:szCs w:val="14"/>
-          <w:shd w:val="clear" w:color="auto" w:fill="B7B7B7"/>
-        </w:rPr>
-        <w:t>(GPT</w:t>
-      </w:r>
-      <w:r>
-        <w:rPr>
-          <w:rFonts w:ascii="Cambria Math" w:hAnsi="Cambria Math" w:cs="Cambria Math"/>
-          <w:b/>
-          <w:sz w:val="14"/>
-          <w:szCs w:val="14"/>
-          <w:shd w:val="clear" w:color="auto" w:fill="B7B7B7"/>
-        </w:rPr>
-        <w:t>‑</w:t>
-      </w:r>
-      <w:r>
-        <w:rPr>
-          <w:b/>
-          <w:sz w:val="14"/>
-          <w:szCs w:val="14"/>
+          <w:highlight w:val="lightGray"/>
           <w:shd w:val="clear" w:color="auto" w:fill="B7B7B7"/>
         </w:rPr>
         <w:t>5 Mini) at [8/24/2025]</w:t>
@@ -2716,7 +2626,7 @@
           <w:ilvl w:val="0"/>
           <w:numId w:val="5"/>
         </w:numPr>
-        <w:spacing w:before="240"/>
+        <w:spacing w:before="240" w:after="0" w:line="276" w:lineRule="auto"/>
         <w:rPr>
           <w:rFonts w:ascii="Roboto Mono" w:eastAsia="Roboto Mono" w:hAnsi="Roboto Mono" w:cs="Roboto Mono"/>
         </w:rPr>
@@ -2740,6 +2650,7 @@
           <w:ilvl w:val="0"/>
           <w:numId w:val="5"/>
         </w:numPr>
+        <w:spacing w:after="0" w:line="276" w:lineRule="auto"/>
       </w:pPr>
       <w:r>
         <w:rPr>
@@ -2807,6 +2718,7 @@
           <w:ilvl w:val="0"/>
           <w:numId w:val="5"/>
         </w:numPr>
+        <w:spacing w:after="0" w:line="276" w:lineRule="auto"/>
       </w:pPr>
       <w:r>
         <w:rPr>
@@ -2835,7 +2747,7 @@
           <w:ilvl w:val="0"/>
           <w:numId w:val="5"/>
         </w:numPr>
-        <w:spacing w:after="240"/>
+        <w:spacing w:after="240" w:line="276" w:lineRule="auto"/>
         <w:rPr>
           <w:rFonts w:ascii="Roboto Mono" w:eastAsia="Roboto Mono" w:hAnsi="Roboto Mono" w:cs="Roboto Mono"/>
         </w:rPr>
@@ -2855,7 +2767,7 @@
     </w:p>
     <w:p>
       <w:r>
-        <w:pict w14:anchorId="1A4F89FE">
+        <w:pict w14:anchorId="291919C1">
           <v:rect id="_x0000_i1033" style="width:0;height:1.5pt" o:hralign="center" o:hrstd="t" o:hr="t" fillcolor="#a0a0a0" stroked="f"/>
         </w:pict>
       </w:r>
@@ -2878,51 +2790,69 @@
       </w:pPr>
       <w:r>
         <w:rPr>
+          <w:rFonts w:ascii="Arial" w:eastAsia="Arial" w:hAnsi="Arial"/>
+          <w:sz w:val="18"/>
+          <w:highlight w:val="lightGray"/>
+          <w:shd w:val="clear" w:color="auto" w:fill="B7B7B7"/>
+        </w:rPr>
+        <w:t xml:space="preserve"># Source: Chatgot </w:t>
+      </w:r>
+      <w:r>
+        <w:rPr>
+          <w:rFonts w:ascii="Arial" w:eastAsia="Arial" w:hAnsi="Arial"/>
+          <w:sz w:val="18"/>
+          <w:szCs w:val="14"/>
+          <w:highlight w:val="lightGray"/>
+          <w:shd w:val="clear" w:color="auto" w:fill="B7B7B7"/>
+        </w:rPr>
+        <w:t>(GPT</w:t>
+      </w:r>
+      <w:r>
+        <w:rPr>
+          <w:rFonts w:ascii="Arial" w:eastAsia="Arial" w:hAnsi="Arial" w:cs="Cambria Math"/>
+          <w:sz w:val="18"/>
+          <w:szCs w:val="14"/>
+          <w:highlight w:val="lightGray"/>
+          <w:shd w:val="clear" w:color="auto" w:fill="B7B7B7"/>
+        </w:rPr>
+        <w:t>‑</w:t>
+      </w:r>
+      <w:r>
+        <w:rPr>
+          <w:rFonts w:ascii="Arial" w:eastAsia="Arial" w:hAnsi="Arial"/>
+          <w:sz w:val="18"/>
+          <w:szCs w:val="14"/>
+          <w:highlight w:val="lightGray"/>
+          <w:shd w:val="clear" w:color="auto" w:fill="B7B7B7"/>
+        </w:rPr>
+        <w:t>5 Mini) at [8/24/2025]</w:t>
+      </w:r>
+    </w:p>
+    <w:p>
+      <w:pPr>
+        <w:spacing w:before="240" w:after="240"/>
+        <w:rPr>
+          <w:rFonts w:ascii="Roboto Mono" w:eastAsia="Roboto Mono" w:hAnsi="Roboto Mono" w:cs="Roboto Mono"/>
+        </w:rPr>
+      </w:pPr>
+      <w:r>
+        <w:rPr>
+          <w:rFonts w:ascii="Roboto Mono" w:eastAsia="Roboto Mono" w:hAnsi="Roboto Mono" w:cs="Roboto Mono"/>
+        </w:rPr>
+        <w:t xml:space="preserve">Uses historical ratio </w:t>
+      </w:r>
+      <w:r>
+        <w:rPr>
+          <w:rFonts w:ascii="Roboto Mono" w:eastAsia="Roboto Mono" w:hAnsi="Roboto Mono" w:cs="Roboto Mono"/>
           <w:b/>
-          <w:shd w:val="clear" w:color="auto" w:fill="B7B7B7"/>
-        </w:rPr>
-        <w:t># Source</w:t>
-      </w:r>
-      <w:r>
-        <w:rPr>
-          <w:shd w:val="clear" w:color="auto" w:fill="B7B7B7"/>
-        </w:rPr>
-        <w:t xml:space="preserve">: </w:t>
-      </w:r>
-      <w:r>
-        <w:rPr>
-          <w:b/>
-          <w:shd w:val="clear" w:color="auto" w:fill="B7B7B7"/>
-        </w:rPr>
-        <w:t xml:space="preserve">Chatgot </w:t>
-      </w:r>
-      <w:r>
-        <w:rPr>
-          <w:b/>
-          <w:sz w:val="14"/>
-          <w:szCs w:val="14"/>
-          <w:shd w:val="clear" w:color="auto" w:fill="B7B7B7"/>
-        </w:rPr>
-        <w:t>(GPT</w:t>
-      </w:r>
-      <w:r>
-        <w:rPr>
-          <w:rFonts w:ascii="Cambria Math" w:hAnsi="Cambria Math" w:cs="Cambria Math"/>
-          <w:b/>
-          <w:sz w:val="14"/>
-          <w:szCs w:val="14"/>
-          <w:shd w:val="clear" w:color="auto" w:fill="B7B7B7"/>
-        </w:rPr>
-        <w:t>‑</w:t>
-      </w:r>
-      <w:r>
-        <w:rPr>
-          <w:b/>
-          <w:sz w:val="14"/>
-          <w:szCs w:val="14"/>
-          <w:shd w:val="clear" w:color="auto" w:fill="B7B7B7"/>
-        </w:rPr>
-        <w:t>5 Mini) at [8/24/2025]</w:t>
+        </w:rPr>
+        <w:t>Dev:Test = 1:0.4</w:t>
+      </w:r>
+      <w:r>
+        <w:rPr>
+          <w:rFonts w:ascii="Roboto Mono" w:eastAsia="Roboto Mono" w:hAnsi="Roboto Mono" w:cs="Roboto Mono"/>
+        </w:rPr>
+        <w:t>.</w:t>
       </w:r>
     </w:p>
     <w:p>
@@ -2935,37 +2865,10 @@
       <w:r>
         <w:rPr>
           <w:rFonts w:ascii="Roboto Mono" w:eastAsia="Roboto Mono" w:hAnsi="Roboto Mono" w:cs="Roboto Mono"/>
-        </w:rPr>
-        <w:t xml:space="preserve">Uses historical ratio </w:t>
-      </w:r>
-      <w:r>
-        <w:rPr>
-          <w:rFonts w:ascii="Roboto Mono" w:eastAsia="Roboto Mono" w:hAnsi="Roboto Mono" w:cs="Roboto Mono"/>
-          <w:b/>
-        </w:rPr>
-        <w:t>Dev:Test = 1:0.4</w:t>
-      </w:r>
-      <w:r>
-        <w:rPr>
-          <w:rFonts w:ascii="Roboto Mono" w:eastAsia="Roboto Mono" w:hAnsi="Roboto Mono" w:cs="Roboto Mono"/>
-        </w:rPr>
-        <w:t>.</w:t>
-      </w:r>
-    </w:p>
-    <w:p>
-      <w:pPr>
-        <w:spacing w:before="240" w:after="240"/>
-        <w:rPr>
-          <w:rFonts w:ascii="Roboto Mono" w:eastAsia="Roboto Mono" w:hAnsi="Roboto Mono" w:cs="Roboto Mono"/>
-        </w:rPr>
-      </w:pPr>
-      <w:r>
-        <w:rPr>
-          <w:rFonts w:ascii="Roboto Mono" w:eastAsia="Roboto Mono" w:hAnsi="Roboto Mono" w:cs="Roboto Mono"/>
           <w:noProof/>
         </w:rPr>
         <w:drawing>
-          <wp:inline distT="114300" distB="114300" distL="114300" distR="114300" wp14:anchorId="10B8A803" wp14:editId="17123C0E">
+          <wp:inline distT="114300" distB="114300" distL="114300" distR="114300" wp14:anchorId="34CBCAE4" wp14:editId="0933615A">
             <wp:extent cx="4124325" cy="695325"/>
             <wp:effectExtent l="0" t="0" r="0" b="0"/>
             <wp:docPr id="1" name="image6.png"/>
@@ -3058,8 +2961,7 @@
     </w:p>
     <w:p>
       <w:r>
-        <w:lastRenderedPageBreak/>
-        <w:pict w14:anchorId="786DA046">
+        <w:pict w14:anchorId="42FDB796">
           <v:rect id="_x0000_i1034" style="width:0;height:1.5pt" o:hralign="center" o:hrstd="t" o:hr="t" fillcolor="#a0a0a0" stroked="f"/>
         </w:pict>
       </w:r>
@@ -3082,50 +2984,41 @@
       </w:pPr>
       <w:r>
         <w:rPr>
-          <w:b/>
+          <w:rFonts w:ascii="Arial" w:eastAsia="Arial" w:hAnsi="Arial"/>
+          <w:sz w:val="18"/>
+          <w:highlight w:val="lightGray"/>
           <w:shd w:val="clear" w:color="auto" w:fill="B7B7B7"/>
         </w:rPr>
-        <w:t># Source</w:t>
-      </w:r>
-      <w:r>
-        <w:rPr>
+        <w:t xml:space="preserve"># Source: Chatgot </w:t>
+      </w:r>
+      <w:r>
+        <w:rPr>
+          <w:rFonts w:ascii="Arial" w:eastAsia="Arial" w:hAnsi="Arial"/>
+          <w:sz w:val="18"/>
+          <w:szCs w:val="14"/>
+          <w:highlight w:val="lightGray"/>
           <w:shd w:val="clear" w:color="auto" w:fill="B7B7B7"/>
         </w:rPr>
-        <w:t xml:space="preserve">: </w:t>
-      </w:r>
-      <w:r>
-        <w:rPr>
-          <w:b/>
+        <w:t>(GPT</w:t>
+      </w:r>
+      <w:r>
+        <w:rPr>
+          <w:rFonts w:ascii="Arial" w:eastAsia="Arial" w:hAnsi="Arial" w:cs="Cambria Math"/>
+          <w:sz w:val="18"/>
+          <w:szCs w:val="14"/>
+          <w:highlight w:val="lightGray"/>
           <w:shd w:val="clear" w:color="auto" w:fill="B7B7B7"/>
         </w:rPr>
-        <w:t xml:space="preserve">Chatgot </w:t>
-      </w:r>
-      <w:r>
-        <w:rPr>
-          <w:b/>
-          <w:sz w:val="14"/>
+        <w:t>‑</w:t>
+      </w:r>
+      <w:r>
+        <w:rPr>
+          <w:rFonts w:ascii="Arial" w:eastAsia="Arial" w:hAnsi="Arial"/>
+          <w:sz w:val="18"/>
           <w:szCs w:val="14"/>
+          <w:highlight w:val="lightGray"/>
           <w:shd w:val="clear" w:color="auto" w:fill="B7B7B7"/>
         </w:rPr>
-        <w:t>(GPT</w:t>
-      </w:r>
-      <w:r>
-        <w:rPr>
-          <w:rFonts w:ascii="Cambria Math" w:hAnsi="Cambria Math" w:cs="Cambria Math"/>
-          <w:b/>
-          <w:sz w:val="14"/>
-          <w:szCs w:val="14"/>
-          <w:shd w:val="clear" w:color="auto" w:fill="B7B7B7"/>
-        </w:rPr>
-        <w:t>‑</w:t>
-      </w:r>
-      <w:r>
-        <w:rPr>
-          <w:b/>
-          <w:sz w:val="14"/>
-          <w:szCs w:val="14"/>
-          <w:shd w:val="clear" w:color="auto" w:fill="B7B7B7"/>
-        </w:rPr>
         <w:t>5 Mini) at [8/24/2025]</w:t>
       </w:r>
     </w:p>
@@ -3156,7 +3049,7 @@
           <w:noProof/>
         </w:rPr>
         <w:drawing>
-          <wp:inline distT="114300" distB="114300" distL="114300" distR="114300" wp14:anchorId="3196AB12" wp14:editId="7C2D9E0A">
+          <wp:inline distT="114300" distB="114300" distL="114300" distR="114300" wp14:anchorId="132A68FA" wp14:editId="5D0A09E6">
             <wp:extent cx="5943600" cy="1536700"/>
             <wp:effectExtent l="0" t="0" r="0" b="0"/>
             <wp:docPr id="4" name="image2.png"/>
@@ -3712,7 +3605,7 @@
           <w:noProof/>
         </w:rPr>
         <w:drawing>
-          <wp:inline distT="114300" distB="114300" distL="114300" distR="114300" wp14:anchorId="7D14D0ED" wp14:editId="22A01880">
+          <wp:inline distT="114300" distB="114300" distL="114300" distR="114300" wp14:anchorId="652A968B" wp14:editId="2DDE321B">
             <wp:extent cx="3228975" cy="352425"/>
             <wp:effectExtent l="0" t="0" r="0" b="0"/>
             <wp:docPr id="3" name="image4.png"/>
@@ -3805,7 +3698,7 @@
     </w:p>
     <w:p>
       <w:r>
-        <w:pict w14:anchorId="20AA96D1">
+        <w:pict w14:anchorId="1A78D15B">
           <v:rect id="_x0000_i1035" style="width:0;height:1.5pt" o:hralign="center" o:hrstd="t" o:hr="t" fillcolor="#a0a0a0" stroked="f"/>
         </w:pict>
       </w:r>
@@ -3828,48 +3721,39 @@
       </w:pPr>
       <w:r>
         <w:rPr>
-          <w:b/>
+          <w:rFonts w:ascii="Arial" w:eastAsia="Arial" w:hAnsi="Arial"/>
+          <w:sz w:val="18"/>
+          <w:highlight w:val="lightGray"/>
           <w:shd w:val="clear" w:color="auto" w:fill="B7B7B7"/>
         </w:rPr>
-        <w:t># Source</w:t>
-      </w:r>
-      <w:r>
-        <w:rPr>
+        <w:t xml:space="preserve"># Source: Chatgot </w:t>
+      </w:r>
+      <w:r>
+        <w:rPr>
+          <w:rFonts w:ascii="Arial" w:eastAsia="Arial" w:hAnsi="Arial"/>
+          <w:sz w:val="18"/>
+          <w:szCs w:val="14"/>
+          <w:highlight w:val="lightGray"/>
           <w:shd w:val="clear" w:color="auto" w:fill="B7B7B7"/>
         </w:rPr>
-        <w:t xml:space="preserve">: </w:t>
-      </w:r>
-      <w:r>
-        <w:rPr>
-          <w:b/>
+        <w:t>(GPT</w:t>
+      </w:r>
+      <w:r>
+        <w:rPr>
+          <w:rFonts w:ascii="Arial" w:eastAsia="Arial" w:hAnsi="Arial" w:cs="Cambria Math"/>
+          <w:sz w:val="18"/>
+          <w:szCs w:val="14"/>
+          <w:highlight w:val="lightGray"/>
           <w:shd w:val="clear" w:color="auto" w:fill="B7B7B7"/>
         </w:rPr>
-        <w:t xml:space="preserve">Chatgot </w:t>
-      </w:r>
-      <w:r>
-        <w:rPr>
-          <w:b/>
-          <w:sz w:val="14"/>
+        <w:t>‑</w:t>
+      </w:r>
+      <w:r>
+        <w:rPr>
+          <w:rFonts w:ascii="Arial" w:eastAsia="Arial" w:hAnsi="Arial"/>
+          <w:sz w:val="18"/>
           <w:szCs w:val="14"/>
-          <w:shd w:val="clear" w:color="auto" w:fill="B7B7B7"/>
-        </w:rPr>
-        <w:t>(GPT</w:t>
-      </w:r>
-      <w:r>
-        <w:rPr>
-          <w:rFonts w:ascii="Cambria Math" w:hAnsi="Cambria Math" w:cs="Cambria Math"/>
-          <w:b/>
-          <w:sz w:val="14"/>
-          <w:szCs w:val="14"/>
-          <w:shd w:val="clear" w:color="auto" w:fill="B7B7B7"/>
-        </w:rPr>
-        <w:t>‑</w:t>
-      </w:r>
-      <w:r>
-        <w:rPr>
-          <w:b/>
-          <w:sz w:val="14"/>
-          <w:szCs w:val="14"/>
+          <w:highlight w:val="lightGray"/>
           <w:shd w:val="clear" w:color="auto" w:fill="B7B7B7"/>
         </w:rPr>
         <w:t>5 Mini) at [8/24/2025]</w:t>
@@ -3881,14 +3765,13 @@
           <w:ilvl w:val="0"/>
           <w:numId w:val="4"/>
         </w:numPr>
-        <w:spacing w:before="240"/>
+        <w:spacing w:before="240" w:after="0" w:line="276" w:lineRule="auto"/>
       </w:pPr>
       <w:r>
         <w:rPr>
           <w:rFonts w:ascii="Roboto Mono" w:eastAsia="Roboto Mono" w:hAnsi="Roboto Mono" w:cs="Roboto Mono"/>
           <w:b/>
         </w:rPr>
-        <w:lastRenderedPageBreak/>
         <w:t>Ratio-Based</w:t>
       </w:r>
       <w:r>
@@ -3918,7 +3801,7 @@
           <w:ilvl w:val="0"/>
           <w:numId w:val="4"/>
         </w:numPr>
-        <w:spacing w:after="240"/>
+        <w:spacing w:after="240" w:line="276" w:lineRule="auto"/>
       </w:pPr>
       <w:r>
         <w:rPr>
@@ -3990,7 +3873,7 @@
     </w:p>
     <w:p>
       <w:r>
-        <w:pict w14:anchorId="4B688D4B">
+        <w:pict w14:anchorId="28045E10">
           <v:rect id="_x0000_i1036" style="width:0;height:1.5pt" o:hralign="center" o:hrstd="t" o:hr="t" fillcolor="#a0a0a0" stroked="f"/>
         </w:pict>
       </w:r>
@@ -4020,50 +3903,41 @@
       </w:pPr>
       <w:r>
         <w:rPr>
-          <w:b/>
+          <w:rFonts w:ascii="Arial" w:eastAsia="Arial" w:hAnsi="Arial"/>
+          <w:sz w:val="18"/>
+          <w:highlight w:val="lightGray"/>
           <w:shd w:val="clear" w:color="auto" w:fill="B7B7B7"/>
         </w:rPr>
-        <w:t># Source</w:t>
-      </w:r>
-      <w:r>
-        <w:rPr>
+        <w:t xml:space="preserve"># Source: Chatgot </w:t>
+      </w:r>
+      <w:r>
+        <w:rPr>
+          <w:rFonts w:ascii="Arial" w:eastAsia="Arial" w:hAnsi="Arial"/>
+          <w:sz w:val="18"/>
+          <w:szCs w:val="14"/>
+          <w:highlight w:val="lightGray"/>
           <w:shd w:val="clear" w:color="auto" w:fill="B7B7B7"/>
         </w:rPr>
-        <w:t xml:space="preserve">: </w:t>
-      </w:r>
-      <w:r>
-        <w:rPr>
-          <w:b/>
+        <w:t>(GPT</w:t>
+      </w:r>
+      <w:r>
+        <w:rPr>
+          <w:rFonts w:ascii="Arial" w:eastAsia="Arial" w:hAnsi="Arial" w:cs="Cambria Math"/>
+          <w:sz w:val="18"/>
+          <w:szCs w:val="14"/>
+          <w:highlight w:val="lightGray"/>
           <w:shd w:val="clear" w:color="auto" w:fill="B7B7B7"/>
         </w:rPr>
-        <w:t xml:space="preserve">Chatgot </w:t>
-      </w:r>
-      <w:r>
-        <w:rPr>
-          <w:b/>
-          <w:sz w:val="14"/>
+        <w:t>‑</w:t>
+      </w:r>
+      <w:r>
+        <w:rPr>
+          <w:rFonts w:ascii="Arial" w:eastAsia="Arial" w:hAnsi="Arial"/>
+          <w:sz w:val="18"/>
           <w:szCs w:val="14"/>
+          <w:highlight w:val="lightGray"/>
           <w:shd w:val="clear" w:color="auto" w:fill="B7B7B7"/>
         </w:rPr>
-        <w:t>(GPT</w:t>
-      </w:r>
-      <w:r>
-        <w:rPr>
-          <w:rFonts w:ascii="Cambria Math" w:hAnsi="Cambria Math" w:cs="Cambria Math"/>
-          <w:b/>
-          <w:sz w:val="14"/>
-          <w:szCs w:val="14"/>
-          <w:shd w:val="clear" w:color="auto" w:fill="B7B7B7"/>
-        </w:rPr>
-        <w:t>‑</w:t>
-      </w:r>
-      <w:r>
-        <w:rPr>
-          <w:b/>
-          <w:sz w:val="14"/>
-          <w:szCs w:val="14"/>
-          <w:shd w:val="clear" w:color="auto" w:fill="B7B7B7"/>
-        </w:rPr>
         <w:t>5 Mini) at [8/17/2025]</w:t>
       </w:r>
     </w:p>
@@ -4073,7 +3947,7 @@
           <w:noProof/>
         </w:rPr>
         <w:drawing>
-          <wp:inline distT="114300" distB="114300" distL="114300" distR="114300" wp14:anchorId="72D89879" wp14:editId="7A5E6013">
+          <wp:inline distT="114300" distB="114300" distL="114300" distR="114300" wp14:anchorId="403506F5" wp14:editId="4D58B3FA">
             <wp:extent cx="5943600" cy="1485900"/>
             <wp:effectExtent l="0" t="0" r="0" b="0"/>
             <wp:docPr id="5" name="image1.png"/>
@@ -4520,7 +4394,7 @@
     </w:tbl>
     <w:p>
       <w:r>
-        <w:pict w14:anchorId="05014706">
+        <w:pict w14:anchorId="4A9942A9">
           <v:rect id="_x0000_i1037" style="width:0;height:1.5pt" o:hralign="center" o:hrstd="t" o:hr="t" fillcolor="#a0a0a0" stroked="f"/>
         </w:pict>
       </w:r>
@@ -4539,12 +4413,13 @@
         <w:t>Ratio-Based Estimation = Testing effort as a percentage of development effort (or project size).</w:t>
       </w:r>
     </w:p>
+    <w:p/>
     <w:p/>
     <w:sectPr>
       <w:pgSz w:w="12240" w:h="15840"/>
       <w:pgMar w:top="1440" w:right="1440" w:bottom="1440" w:left="1440" w:header="720" w:footer="720" w:gutter="0"/>
-      <w:pgNumType w:start="1"/>
       <w:cols w:space="720"/>
+      <w:docGrid w:linePitch="360"/>
     </w:sectPr>
   </w:body>
 </w:document>
@@ -5883,18 +5758,6 @@
   <w:style w:type="paragraph" w:default="1" w:styleId="Normal">
     <w:name w:val="Normal"/>
     <w:qFormat/>
-    <w:rsid w:val="00CD718C"/>
-    <w:pPr>
-      <w:spacing w:after="0" w:line="276" w:lineRule="auto"/>
-    </w:pPr>
-    <w:rPr>
-      <w:rFonts w:ascii="Arial" w:eastAsia="Arial" w:hAnsi="Arial" w:cs="Arial"/>
-      <w:kern w:val="0"/>
-      <w:sz w:val="22"/>
-      <w:szCs w:val="22"/>
-      <w:lang w:val="en"/>
-      <w14:ligatures w14:val="none"/>
-    </w:rPr>
   </w:style>
   <w:style w:type="paragraph" w:styleId="Heading1">
     <w:name w:val="heading 1"/>
@@ -5903,7 +5766,7 @@
     <w:link w:val="Heading1Char"/>
     <w:uiPriority w:val="9"/>
     <w:qFormat/>
-    <w:rsid w:val="00462C16"/>
+    <w:rsid w:val="00487359"/>
     <w:pPr>
       <w:keepNext/>
       <w:keepLines/>
@@ -5925,7 +5788,7 @@
     <w:uiPriority w:val="9"/>
     <w:unhideWhenUsed/>
     <w:qFormat/>
-    <w:rsid w:val="00462C16"/>
+    <w:rsid w:val="00487359"/>
     <w:pPr>
       <w:keepNext/>
       <w:keepLines/>
@@ -5947,7 +5810,7 @@
     <w:uiPriority w:val="9"/>
     <w:unhideWhenUsed/>
     <w:qFormat/>
-    <w:rsid w:val="00462C16"/>
+    <w:rsid w:val="00487359"/>
     <w:pPr>
       <w:keepNext/>
       <w:keepLines/>
@@ -5969,7 +5832,7 @@
     <w:uiPriority w:val="9"/>
     <w:unhideWhenUsed/>
     <w:qFormat/>
-    <w:rsid w:val="00462C16"/>
+    <w:rsid w:val="00487359"/>
     <w:pPr>
       <w:keepNext/>
       <w:keepLines/>
@@ -5992,7 +5855,7 @@
     <w:semiHidden/>
     <w:unhideWhenUsed/>
     <w:qFormat/>
-    <w:rsid w:val="00462C16"/>
+    <w:rsid w:val="00487359"/>
     <w:pPr>
       <w:keepNext/>
       <w:keepLines/>
@@ -6013,11 +5876,11 @@
     <w:semiHidden/>
     <w:unhideWhenUsed/>
     <w:qFormat/>
-    <w:rsid w:val="00462C16"/>
+    <w:rsid w:val="00487359"/>
     <w:pPr>
       <w:keepNext/>
       <w:keepLines/>
-      <w:spacing w:before="40"/>
+      <w:spacing w:before="40" w:after="0"/>
       <w:outlineLvl w:val="5"/>
     </w:pPr>
     <w:rPr>
@@ -6036,11 +5899,11 @@
     <w:semiHidden/>
     <w:unhideWhenUsed/>
     <w:qFormat/>
-    <w:rsid w:val="00462C16"/>
+    <w:rsid w:val="00487359"/>
     <w:pPr>
       <w:keepNext/>
       <w:keepLines/>
-      <w:spacing w:before="40"/>
+      <w:spacing w:before="40" w:after="0"/>
       <w:outlineLvl w:val="6"/>
     </w:pPr>
     <w:rPr>
@@ -6057,10 +5920,11 @@
     <w:semiHidden/>
     <w:unhideWhenUsed/>
     <w:qFormat/>
-    <w:rsid w:val="00462C16"/>
+    <w:rsid w:val="00487359"/>
     <w:pPr>
       <w:keepNext/>
       <w:keepLines/>
+      <w:spacing w:after="0"/>
       <w:outlineLvl w:val="7"/>
     </w:pPr>
     <w:rPr>
@@ -6079,10 +5943,11 @@
     <w:semiHidden/>
     <w:unhideWhenUsed/>
     <w:qFormat/>
-    <w:rsid w:val="00462C16"/>
+    <w:rsid w:val="00487359"/>
     <w:pPr>
       <w:keepNext/>
       <w:keepLines/>
+      <w:spacing w:after="0"/>
       <w:outlineLvl w:val="8"/>
     </w:pPr>
     <w:rPr>
@@ -6122,7 +5987,7 @@
     <w:basedOn w:val="DefaultParagraphFont"/>
     <w:link w:val="Heading1"/>
     <w:uiPriority w:val="9"/>
-    <w:rsid w:val="00462C16"/>
+    <w:rsid w:val="00487359"/>
     <w:rPr>
       <w:rFonts w:asciiTheme="majorHAnsi" w:eastAsiaTheme="majorEastAsia" w:hAnsiTheme="majorHAnsi" w:cstheme="majorBidi"/>
       <w:color w:val="2F5496" w:themeColor="accent1" w:themeShade="BF"/>
@@ -6135,7 +6000,7 @@
     <w:basedOn w:val="DefaultParagraphFont"/>
     <w:link w:val="Heading2"/>
     <w:uiPriority w:val="9"/>
-    <w:rsid w:val="00462C16"/>
+    <w:rsid w:val="00487359"/>
     <w:rPr>
       <w:rFonts w:asciiTheme="majorHAnsi" w:eastAsiaTheme="majorEastAsia" w:hAnsiTheme="majorHAnsi" w:cstheme="majorBidi"/>
       <w:color w:val="2F5496" w:themeColor="accent1" w:themeShade="BF"/>
@@ -6148,7 +6013,7 @@
     <w:basedOn w:val="DefaultParagraphFont"/>
     <w:link w:val="Heading3"/>
     <w:uiPriority w:val="9"/>
-    <w:rsid w:val="00462C16"/>
+    <w:rsid w:val="00487359"/>
     <w:rPr>
       <w:rFonts w:eastAsiaTheme="majorEastAsia" w:cstheme="majorBidi"/>
       <w:color w:val="2F5496" w:themeColor="accent1" w:themeShade="BF"/>
@@ -6161,7 +6026,7 @@
     <w:basedOn w:val="DefaultParagraphFont"/>
     <w:link w:val="Heading4"/>
     <w:uiPriority w:val="9"/>
-    <w:rsid w:val="00462C16"/>
+    <w:rsid w:val="00487359"/>
     <w:rPr>
       <w:rFonts w:eastAsiaTheme="majorEastAsia" w:cstheme="majorBidi"/>
       <w:i/>
@@ -6175,7 +6040,7 @@
     <w:link w:val="Heading5"/>
     <w:uiPriority w:val="9"/>
     <w:semiHidden/>
-    <w:rsid w:val="00462C16"/>
+    <w:rsid w:val="00487359"/>
     <w:rPr>
       <w:rFonts w:eastAsiaTheme="majorEastAsia" w:cstheme="majorBidi"/>
       <w:color w:val="2F5496" w:themeColor="accent1" w:themeShade="BF"/>
@@ -6187,7 +6052,7 @@
     <w:link w:val="Heading6"/>
     <w:uiPriority w:val="9"/>
     <w:semiHidden/>
-    <w:rsid w:val="00462C16"/>
+    <w:rsid w:val="00487359"/>
     <w:rPr>
       <w:rFonts w:eastAsiaTheme="majorEastAsia" w:cstheme="majorBidi"/>
       <w:i/>
@@ -6201,7 +6066,7 @@
     <w:link w:val="Heading7"/>
     <w:uiPriority w:val="9"/>
     <w:semiHidden/>
-    <w:rsid w:val="00462C16"/>
+    <w:rsid w:val="00487359"/>
     <w:rPr>
       <w:rFonts w:eastAsiaTheme="majorEastAsia" w:cstheme="majorBidi"/>
       <w:color w:val="595959" w:themeColor="text1" w:themeTint="A6"/>
@@ -6213,7 +6078,7 @@
     <w:link w:val="Heading8"/>
     <w:uiPriority w:val="9"/>
     <w:semiHidden/>
-    <w:rsid w:val="00462C16"/>
+    <w:rsid w:val="00487359"/>
     <w:rPr>
       <w:rFonts w:eastAsiaTheme="majorEastAsia" w:cstheme="majorBidi"/>
       <w:i/>
@@ -6227,7 +6092,7 @@
     <w:link w:val="Heading9"/>
     <w:uiPriority w:val="9"/>
     <w:semiHidden/>
-    <w:rsid w:val="00462C16"/>
+    <w:rsid w:val="00487359"/>
     <w:rPr>
       <w:rFonts w:eastAsiaTheme="majorEastAsia" w:cstheme="majorBidi"/>
       <w:color w:val="272727" w:themeColor="text1" w:themeTint="D8"/>
@@ -6240,7 +6105,7 @@
     <w:link w:val="TitleChar"/>
     <w:uiPriority w:val="10"/>
     <w:qFormat/>
-    <w:rsid w:val="00462C16"/>
+    <w:rsid w:val="00487359"/>
     <w:pPr>
       <w:spacing w:after="80" w:line="240" w:lineRule="auto"/>
       <w:contextualSpacing/>
@@ -6258,7 +6123,7 @@
     <w:basedOn w:val="DefaultParagraphFont"/>
     <w:link w:val="Title"/>
     <w:uiPriority w:val="10"/>
-    <w:rsid w:val="00462C16"/>
+    <w:rsid w:val="00487359"/>
     <w:rPr>
       <w:rFonts w:asciiTheme="majorHAnsi" w:eastAsiaTheme="majorEastAsia" w:hAnsiTheme="majorHAnsi" w:cstheme="majorBidi"/>
       <w:spacing w:val="-10"/>
@@ -6274,7 +6139,7 @@
     <w:link w:val="SubtitleChar"/>
     <w:uiPriority w:val="11"/>
     <w:qFormat/>
-    <w:rsid w:val="00462C16"/>
+    <w:rsid w:val="00487359"/>
     <w:pPr>
       <w:numPr>
         <w:ilvl w:val="1"/>
@@ -6293,7 +6158,7 @@
     <w:basedOn w:val="DefaultParagraphFont"/>
     <w:link w:val="Subtitle"/>
     <w:uiPriority w:val="11"/>
-    <w:rsid w:val="00462C16"/>
+    <w:rsid w:val="00487359"/>
     <w:rPr>
       <w:rFonts w:eastAsiaTheme="majorEastAsia" w:cstheme="majorBidi"/>
       <w:color w:val="595959" w:themeColor="text1" w:themeTint="A6"/>
@@ -6309,7 +6174,7 @@
     <w:link w:val="QuoteChar"/>
     <w:uiPriority w:val="29"/>
     <w:qFormat/>
-    <w:rsid w:val="00462C16"/>
+    <w:rsid w:val="00487359"/>
     <w:pPr>
       <w:spacing w:before="160"/>
       <w:jc w:val="center"/>
@@ -6325,7 +6190,7 @@
     <w:basedOn w:val="DefaultParagraphFont"/>
     <w:link w:val="Quote"/>
     <w:uiPriority w:val="29"/>
-    <w:rsid w:val="00462C16"/>
+    <w:rsid w:val="00487359"/>
     <w:rPr>
       <w:i/>
       <w:iCs/>
@@ -6337,7 +6202,7 @@
     <w:basedOn w:val="Normal"/>
     <w:uiPriority w:val="34"/>
     <w:qFormat/>
-    <w:rsid w:val="00462C16"/>
+    <w:rsid w:val="00487359"/>
     <w:pPr>
       <w:ind w:left="720"/>
       <w:contextualSpacing/>
@@ -6348,7 +6213,7 @@
     <w:basedOn w:val="DefaultParagraphFont"/>
     <w:uiPriority w:val="21"/>
     <w:qFormat/>
-    <w:rsid w:val="00462C16"/>
+    <w:rsid w:val="00487359"/>
     <w:rPr>
       <w:i/>
       <w:iCs/>
@@ -6362,7 +6227,7 @@
     <w:link w:val="IntenseQuoteChar"/>
     <w:uiPriority w:val="30"/>
     <w:qFormat/>
-    <w:rsid w:val="00462C16"/>
+    <w:rsid w:val="00487359"/>
     <w:pPr>
       <w:pBdr>
         <w:top w:val="single" w:sz="4" w:space="10" w:color="2F5496" w:themeColor="accent1" w:themeShade="BF"/>
@@ -6383,7 +6248,7 @@
     <w:basedOn w:val="DefaultParagraphFont"/>
     <w:link w:val="IntenseQuote"/>
     <w:uiPriority w:val="30"/>
-    <w:rsid w:val="00462C16"/>
+    <w:rsid w:val="00487359"/>
     <w:rPr>
       <w:i/>
       <w:iCs/>
@@ -6395,7 +6260,7 @@
     <w:basedOn w:val="DefaultParagraphFont"/>
     <w:uiPriority w:val="32"/>
     <w:qFormat/>
-    <w:rsid w:val="00462C16"/>
+    <w:rsid w:val="00487359"/>
     <w:rPr>
       <w:b/>
       <w:bCs/>
